--- a/templates/new_templates/new_normal_02.docx
+++ b/templates/new_templates/new_normal_02.docx
@@ -1722,8 +1722,6 @@
           <w:szCs w:val="18"/>
         </w:rPr>
       </w:pPr>
-      <w:bookmarkStart w:id="0" w:name="_GoBack"/>
-      <w:bookmarkEnd w:id="0"/>
     </w:p>
     <w:p>
       <w:pPr>
@@ -3278,28 +3276,41 @@
           </w:tcPr>
           <w:p>
             <w:pPr>
+              <w:keepNext w:val="0"/>
+              <w:keepLines w:val="0"/>
+              <w:widowControl w:val="0"/>
+              <w:suppressLineNumbers w:val="0"/>
               <w:snapToGrid w:val="0"/>
+              <w:spacing w:before="0" w:beforeAutospacing="0" w:after="0" w:afterAutospacing="0"/>
+              <w:ind w:left="0" w:right="0"/>
               <w:jc w:val="center"/>
               <w:rPr>
-                <w:rFonts w:hint="eastAsia" w:ascii="宋体" w:hAnsi="宋体" w:eastAsia="宋体"/>
+                <w:rFonts w:hint="eastAsia" w:ascii="宋体" w:hAnsi="宋体" w:eastAsia="宋体" w:cs="Times New Roman"/>
+                <w:kern w:val="2"/>
                 <w:sz w:val="21"/>
                 <w:szCs w:val="21"/>
-                <w:lang w:val="en-US" w:eastAsia="zh-CN"/>
               </w:rPr>
             </w:pPr>
             <w:r>
               <w:rPr>
-                <w:rFonts w:hint="eastAsia" w:ascii="宋体" w:hAnsi="宋体" w:eastAsia="宋体"/>
+                <w:rFonts w:hint="eastAsia" w:ascii="宋体" w:hAnsi="宋体" w:eastAsia="宋体" w:cs="宋体"/>
+                <w:kern w:val="2"/>
                 <w:sz w:val="21"/>
                 <w:szCs w:val="21"/>
-                <w:lang w:val="en-US" w:eastAsia="zh-CN"/>
-              </w:rPr>
-              <w:t>0.506%</w:t>
+                <w:lang w:val="en-US" w:eastAsia="zh-CN" w:bidi="ar"/>
+              </w:rPr>
+              <w:t>0.499%</w:t>
             </w:r>
           </w:p>
           <w:p>
             <w:pPr>
+              <w:keepNext w:val="0"/>
+              <w:keepLines w:val="0"/>
+              <w:widowControl w:val="0"/>
+              <w:suppressLineNumbers w:val="0"/>
               <w:snapToGrid w:val="0"/>
+              <w:spacing w:before="0" w:beforeAutospacing="0" w:after="0" w:afterAutospacing="0"/>
+              <w:ind w:left="0" w:leftChars="0" w:right="0" w:rightChars="0"/>
               <w:jc w:val="center"/>
               <w:rPr>
                 <w:rFonts w:hint="eastAsia" w:ascii="宋体" w:hAnsi="宋体" w:eastAsia="宋体" w:cs="宋体"/>
@@ -3310,10 +3321,11 @@
             </w:pPr>
             <w:r>
               <w:rPr>
-                <w:rFonts w:hint="eastAsia" w:ascii="宋体" w:hAnsi="宋体" w:eastAsia="宋体"/>
+                <w:rFonts w:hint="eastAsia" w:ascii="宋体" w:hAnsi="宋体" w:eastAsia="宋体" w:cs="宋体"/>
+                <w:kern w:val="2"/>
                 <w:sz w:val="21"/>
                 <w:szCs w:val="21"/>
-                <w:lang w:val="en-US" w:eastAsia="zh-CN"/>
+                <w:lang w:val="en-US" w:eastAsia="zh-CN" w:bidi="ar"/>
               </w:rPr>
               <w:t>mol/mol</w:t>
             </w:r>
@@ -3327,7 +3339,13 @@
           </w:tcPr>
           <w:p>
             <w:pPr>
+              <w:keepNext w:val="0"/>
+              <w:keepLines w:val="0"/>
+              <w:widowControl w:val="0"/>
+              <w:suppressLineNumbers w:val="0"/>
               <w:snapToGrid w:val="0"/>
+              <w:spacing w:before="0" w:beforeAutospacing="0" w:after="0" w:afterAutospacing="0"/>
+              <w:ind w:left="0" w:leftChars="0" w:right="0" w:rightChars="0"/>
               <w:jc w:val="center"/>
               <w:rPr>
                 <w:rFonts w:hint="eastAsia" w:ascii="宋体" w:hAnsi="宋体" w:eastAsia="宋体" w:cs="宋体"/>
@@ -3343,9 +3361,9 @@
                 <w:kern w:val="10"/>
                 <w:sz w:val="21"/>
                 <w:szCs w:val="21"/>
-                <w:lang w:val="en-US" w:eastAsia="zh-CN"/>
-              </w:rPr>
-              <w:t>L221213065</w:t>
+                <w:lang w:val="en-US" w:eastAsia="zh-CN" w:bidi="ar"/>
+              </w:rPr>
+              <w:t>156241182095</w:t>
             </w:r>
           </w:p>
         </w:tc>
@@ -3470,8 +3488,9 @@
               <w:snapToGrid w:val="0"/>
               <w:jc w:val="center"/>
               <w:rPr>
-                <w:rFonts w:hint="eastAsia" w:ascii="宋体" w:hAnsi="宋体" w:eastAsia="宋体"/>
+                <w:rFonts w:hint="default" w:ascii="宋体" w:hAnsi="宋体" w:eastAsia="宋体"/>
                 <w:szCs w:val="21"/>
+                <w:lang w:val="en-US" w:eastAsia="zh-CN"/>
               </w:rPr>
             </w:pPr>
             <w:r>
@@ -3494,15 +3513,25 @@
                 <w:szCs w:val="21"/>
                 <w:lang w:val="en-US" w:eastAsia="zh-CN"/>
               </w:rPr>
-              <w:t>6</w:t>
+              <w:t>7</w:t>
             </w:r>
             <w:r>
               <w:rPr>
                 <w:rFonts w:ascii="宋体" w:hAnsi="宋体" w:eastAsia="宋体"/>
                 <w:szCs w:val="21"/>
               </w:rPr>
-              <w:t>.07.13</w:t>
-            </w:r>
+              <w:t>.07.</w:t>
+            </w:r>
+            <w:r>
+              <w:rPr>
+                <w:rFonts w:hint="eastAsia" w:ascii="宋体" w:hAnsi="宋体" w:eastAsia="宋体"/>
+                <w:szCs w:val="21"/>
+                <w:lang w:val="en-US" w:eastAsia="zh-CN"/>
+              </w:rPr>
+              <w:t>08</w:t>
+            </w:r>
+            <w:bookmarkStart w:id="0" w:name="_GoBack"/>
+            <w:bookmarkEnd w:id="0"/>
           </w:p>
         </w:tc>
       </w:tr>
@@ -3532,28 +3561,41 @@
           </w:tcPr>
           <w:p>
             <w:pPr>
+              <w:keepNext w:val="0"/>
+              <w:keepLines w:val="0"/>
+              <w:widowControl w:val="0"/>
+              <w:suppressLineNumbers w:val="0"/>
               <w:snapToGrid w:val="0"/>
+              <w:spacing w:before="0" w:beforeAutospacing="0" w:after="0" w:afterAutospacing="0"/>
+              <w:ind w:left="0" w:right="0"/>
               <w:jc w:val="center"/>
               <w:rPr>
-                <w:rFonts w:hint="eastAsia" w:ascii="宋体" w:hAnsi="宋体" w:eastAsia="宋体"/>
+                <w:rFonts w:hint="eastAsia" w:ascii="宋体" w:hAnsi="宋体" w:eastAsia="宋体" w:cs="Times New Roman"/>
+                <w:kern w:val="2"/>
                 <w:sz w:val="21"/>
                 <w:szCs w:val="21"/>
-                <w:lang w:val="en-US" w:eastAsia="zh-CN"/>
               </w:rPr>
             </w:pPr>
             <w:r>
               <w:rPr>
-                <w:rFonts w:hint="eastAsia" w:ascii="宋体" w:hAnsi="宋体" w:eastAsia="宋体"/>
+                <w:rFonts w:hint="eastAsia" w:ascii="宋体" w:hAnsi="宋体" w:eastAsia="宋体" w:cs="宋体"/>
+                <w:kern w:val="2"/>
                 <w:sz w:val="21"/>
                 <w:szCs w:val="21"/>
-                <w:lang w:val="en-US" w:eastAsia="zh-CN"/>
+                <w:lang w:val="en-US" w:eastAsia="zh-CN" w:bidi="ar"/>
               </w:rPr>
               <w:t>2.01%</w:t>
             </w:r>
           </w:p>
           <w:p>
             <w:pPr>
+              <w:keepNext w:val="0"/>
+              <w:keepLines w:val="0"/>
+              <w:widowControl w:val="0"/>
+              <w:suppressLineNumbers w:val="0"/>
               <w:snapToGrid w:val="0"/>
+              <w:spacing w:before="0" w:beforeAutospacing="0" w:after="0" w:afterAutospacing="0"/>
+              <w:ind w:left="0" w:leftChars="0" w:right="0" w:rightChars="0"/>
               <w:jc w:val="center"/>
               <w:rPr>
                 <w:rFonts w:hint="eastAsia" w:ascii="宋体" w:hAnsi="宋体" w:eastAsia="宋体" w:cs="宋体"/>
@@ -3564,10 +3606,11 @@
             </w:pPr>
             <w:r>
               <w:rPr>
-                <w:rFonts w:hint="eastAsia" w:ascii="宋体" w:hAnsi="宋体" w:eastAsia="宋体"/>
+                <w:rFonts w:hint="eastAsia" w:ascii="宋体" w:hAnsi="宋体" w:eastAsia="宋体" w:cs="宋体"/>
+                <w:kern w:val="2"/>
                 <w:sz w:val="21"/>
                 <w:szCs w:val="21"/>
-                <w:lang w:val="en-US" w:eastAsia="zh-CN"/>
+                <w:lang w:val="en-US" w:eastAsia="zh-CN" w:bidi="ar"/>
               </w:rPr>
               <w:t>mol/mol</w:t>
             </w:r>
@@ -3581,7 +3624,13 @@
           </w:tcPr>
           <w:p>
             <w:pPr>
+              <w:keepNext w:val="0"/>
+              <w:keepLines w:val="0"/>
+              <w:widowControl w:val="0"/>
+              <w:suppressLineNumbers w:val="0"/>
               <w:snapToGrid w:val="0"/>
+              <w:spacing w:before="0" w:beforeAutospacing="0" w:after="0" w:afterAutospacing="0"/>
+              <w:ind w:left="0" w:leftChars="0" w:right="0" w:rightChars="0"/>
               <w:jc w:val="center"/>
               <w:rPr>
                 <w:rFonts w:hint="eastAsia" w:ascii="宋体" w:hAnsi="宋体" w:eastAsia="宋体" w:cs="宋体"/>
@@ -3597,9 +3646,9 @@
                 <w:kern w:val="10"/>
                 <w:sz w:val="21"/>
                 <w:szCs w:val="21"/>
-                <w:lang w:val="en-US" w:eastAsia="zh-CN"/>
-              </w:rPr>
-              <w:t>TF03120</w:t>
+                <w:lang w:val="en-US" w:eastAsia="zh-CN" w:bidi="ar"/>
+              </w:rPr>
+              <w:t>156261121167</w:t>
             </w:r>
           </w:p>
         </w:tc>
@@ -3688,28 +3737,41 @@
           </w:tcPr>
           <w:p>
             <w:pPr>
+              <w:keepNext w:val="0"/>
+              <w:keepLines w:val="0"/>
+              <w:widowControl w:val="0"/>
+              <w:suppressLineNumbers w:val="0"/>
               <w:snapToGrid w:val="0"/>
+              <w:spacing w:before="0" w:beforeAutospacing="0" w:after="0" w:afterAutospacing="0"/>
+              <w:ind w:left="0" w:right="0"/>
               <w:jc w:val="center"/>
               <w:rPr>
-                <w:rFonts w:hint="eastAsia" w:ascii="宋体" w:hAnsi="宋体" w:eastAsia="宋体"/>
+                <w:rFonts w:hint="eastAsia" w:ascii="宋体" w:hAnsi="宋体" w:eastAsia="宋体" w:cs="Times New Roman"/>
+                <w:kern w:val="2"/>
                 <w:sz w:val="21"/>
                 <w:szCs w:val="21"/>
-                <w:lang w:val="en-US" w:eastAsia="zh-CN"/>
               </w:rPr>
             </w:pPr>
             <w:r>
               <w:rPr>
-                <w:rFonts w:hint="eastAsia" w:ascii="宋体" w:hAnsi="宋体" w:eastAsia="宋体"/>
+                <w:rFonts w:hint="eastAsia" w:ascii="宋体" w:hAnsi="宋体" w:eastAsia="宋体" w:cs="宋体"/>
+                <w:kern w:val="2"/>
                 <w:sz w:val="21"/>
                 <w:szCs w:val="21"/>
-                <w:lang w:val="en-US" w:eastAsia="zh-CN"/>
-              </w:rPr>
-              <w:t>3.02%</w:t>
+                <w:lang w:val="en-US" w:eastAsia="zh-CN" w:bidi="ar"/>
+              </w:rPr>
+              <w:t>3.00%</w:t>
             </w:r>
           </w:p>
           <w:p>
             <w:pPr>
+              <w:keepNext w:val="0"/>
+              <w:keepLines w:val="0"/>
+              <w:widowControl w:val="0"/>
+              <w:suppressLineNumbers w:val="0"/>
               <w:snapToGrid w:val="0"/>
+              <w:spacing w:before="0" w:beforeAutospacing="0" w:after="0" w:afterAutospacing="0"/>
+              <w:ind w:left="0" w:leftChars="0" w:right="0" w:rightChars="0"/>
               <w:jc w:val="center"/>
               <w:rPr>
                 <w:rFonts w:hint="eastAsia" w:ascii="宋体" w:hAnsi="宋体" w:eastAsia="宋体" w:cs="宋体"/>
@@ -3720,10 +3782,11 @@
             </w:pPr>
             <w:r>
               <w:rPr>
-                <w:rFonts w:hint="eastAsia" w:ascii="宋体" w:hAnsi="宋体" w:eastAsia="宋体"/>
+                <w:rFonts w:hint="eastAsia" w:ascii="宋体" w:hAnsi="宋体" w:eastAsia="宋体" w:cs="宋体"/>
+                <w:kern w:val="2"/>
                 <w:sz w:val="21"/>
                 <w:szCs w:val="21"/>
-                <w:lang w:val="en-US" w:eastAsia="zh-CN"/>
+                <w:lang w:val="en-US" w:eastAsia="zh-CN" w:bidi="ar"/>
               </w:rPr>
               <w:t>mol/mol</w:t>
             </w:r>
@@ -3737,7 +3800,13 @@
           </w:tcPr>
           <w:p>
             <w:pPr>
+              <w:keepNext w:val="0"/>
+              <w:keepLines w:val="0"/>
+              <w:widowControl w:val="0"/>
+              <w:suppressLineNumbers w:val="0"/>
               <w:snapToGrid w:val="0"/>
+              <w:spacing w:before="0" w:beforeAutospacing="0" w:after="0" w:afterAutospacing="0"/>
+              <w:ind w:left="0" w:leftChars="0" w:right="0" w:rightChars="0"/>
               <w:jc w:val="center"/>
               <w:rPr>
                 <w:rFonts w:hint="eastAsia" w:ascii="宋体" w:hAnsi="宋体" w:eastAsia="宋体" w:cs="宋体"/>
@@ -3753,9 +3822,9 @@
                 <w:kern w:val="10"/>
                 <w:sz w:val="21"/>
                 <w:szCs w:val="21"/>
-                <w:lang w:val="en-US" w:eastAsia="zh-CN"/>
-              </w:rPr>
-              <w:t>93213100</w:t>
+                <w:lang w:val="en-US" w:eastAsia="zh-CN" w:bidi="ar"/>
+              </w:rPr>
+              <w:t>156261121082</w:t>
             </w:r>
           </w:p>
         </w:tc>
@@ -5798,6 +5867,19 @@
     <w:unhideWhenUsed/>
     <w:qFormat/>
     <w:uiPriority w:val="99"/>
+    <w:pPr>
+      <w:keepNext w:val="0"/>
+      <w:keepLines w:val="0"/>
+      <w:widowControl/>
+      <w:suppressLineNumbers w:val="0"/>
+      <w:spacing w:before="0" w:beforeAutospacing="0" w:after="0" w:afterAutospacing="0"/>
+      <w:ind w:left="0" w:right="0"/>
+    </w:pPr>
+    <w:rPr>
+      <w:rFonts w:hint="default" w:ascii="Times New Roman" w:hAnsi="Times New Roman" w:cs="Times New Roman"/>
+      <w:sz w:val="20"/>
+      <w:szCs w:val="20"/>
+    </w:rPr>
     <w:tblPr>
       <w:tblCellMar>
         <w:top w:w="0" w:type="dxa"/>

--- a/templates/new_templates/new_normal_02.docx
+++ b/templates/new_templates/new_normal_02.docx
@@ -3078,7 +3078,12 @@
           </w:tcPr>
           <w:p>
             <w:pPr>
+              <w:keepNext w:val="0"/>
+              <w:keepLines w:val="0"/>
+              <w:suppressLineNumbers w:val="0"/>
               <w:snapToGrid w:val="0"/>
+              <w:spacing w:before="0" w:beforeAutospacing="0" w:after="0" w:afterAutospacing="0"/>
+              <w:ind w:left="0" w:right="0"/>
               <w:jc w:val="center"/>
               <w:rPr>
                 <w:rFonts w:hint="eastAsia" w:ascii="宋体" w:hAnsi="宋体" w:eastAsia="宋体"/>
@@ -3102,7 +3107,12 @@
           </w:tcPr>
           <w:p>
             <w:pPr>
+              <w:keepNext w:val="0"/>
+              <w:keepLines w:val="0"/>
+              <w:suppressLineNumbers w:val="0"/>
               <w:snapToGrid w:val="0"/>
+              <w:spacing w:before="0" w:beforeAutospacing="0" w:after="0" w:afterAutospacing="0"/>
+              <w:ind w:left="0" w:right="0"/>
               <w:jc w:val="center"/>
               <w:rPr>
                 <w:rFonts w:hint="eastAsia" w:ascii="宋体" w:hAnsi="宋体" w:eastAsia="宋体"/>
@@ -3126,7 +3136,12 @@
           </w:tcPr>
           <w:p>
             <w:pPr>
+              <w:keepNext w:val="0"/>
+              <w:keepLines w:val="0"/>
+              <w:suppressLineNumbers w:val="0"/>
               <w:snapToGrid w:val="0"/>
+              <w:spacing w:before="0" w:beforeAutospacing="0" w:after="0" w:afterAutospacing="0"/>
+              <w:ind w:left="0" w:right="0"/>
               <w:jc w:val="center"/>
               <w:rPr>
                 <w:rFonts w:hint="eastAsia" w:ascii="宋体" w:hAnsi="宋体" w:eastAsia="宋体"/>
@@ -3152,7 +3167,12 @@
           </w:tcPr>
           <w:p>
             <w:pPr>
+              <w:keepNext w:val="0"/>
+              <w:keepLines w:val="0"/>
+              <w:suppressLineNumbers w:val="0"/>
               <w:snapToGrid w:val="0"/>
+              <w:spacing w:before="0" w:beforeAutospacing="0" w:after="0" w:afterAutospacing="0"/>
+              <w:ind w:left="0" w:right="0"/>
               <w:jc w:val="center"/>
               <w:rPr>
                 <w:rFonts w:hint="eastAsia" w:ascii="宋体" w:hAnsi="宋体" w:eastAsia="宋体"/>
@@ -3176,7 +3196,12 @@
           </w:tcPr>
           <w:p>
             <w:pPr>
+              <w:keepNext w:val="0"/>
+              <w:keepLines w:val="0"/>
+              <w:suppressLineNumbers w:val="0"/>
               <w:snapToGrid w:val="0"/>
+              <w:spacing w:before="0" w:beforeAutospacing="0" w:after="0" w:afterAutospacing="0"/>
+              <w:ind w:left="0" w:right="0"/>
               <w:jc w:val="center"/>
               <w:rPr>
                 <w:rFonts w:hint="eastAsia" w:ascii="宋体" w:hAnsi="宋体" w:eastAsia="宋体"/>
@@ -3200,7 +3225,12 @@
           </w:tcPr>
           <w:p>
             <w:pPr>
+              <w:keepNext w:val="0"/>
+              <w:keepLines w:val="0"/>
+              <w:suppressLineNumbers w:val="0"/>
               <w:snapToGrid w:val="0"/>
+              <w:spacing w:before="0" w:beforeAutospacing="0" w:after="0" w:afterAutospacing="0"/>
+              <w:ind w:left="0" w:right="0"/>
               <w:jc w:val="center"/>
               <w:rPr>
                 <w:rFonts w:hint="eastAsia" w:ascii="宋体" w:hAnsi="宋体" w:eastAsia="宋体"/>
@@ -3376,7 +3406,12 @@
           </w:tcPr>
           <w:p>
             <w:pPr>
+              <w:keepNext w:val="0"/>
+              <w:keepLines w:val="0"/>
+              <w:suppressLineNumbers w:val="0"/>
               <w:snapToGrid w:val="0"/>
+              <w:spacing w:before="0" w:beforeAutospacing="0" w:after="0" w:afterAutospacing="0"/>
+              <w:ind w:left="0" w:right="0"/>
               <w:jc w:val="center"/>
               <w:rPr>
                 <w:rFonts w:hint="eastAsia" w:ascii="宋体" w:hAnsi="宋体" w:eastAsia="宋体"/>
@@ -3415,7 +3450,7 @@
             </w:r>
             <w:r>
               <w:rPr>
-                <w:rFonts w:ascii="宋体" w:hAnsi="宋体"/>
+                <w:rFonts w:hint="default" w:ascii="宋体" w:hAnsi="宋体"/>
                 <w:color w:val="000000"/>
                 <w:sz w:val="24"/>
                 <w:szCs w:val="24"/>
@@ -3435,7 +3470,7 @@
             </w:r>
             <w:r>
               <w:rPr>
-                <w:rFonts w:ascii="宋体" w:hAnsi="宋体"/>
+                <w:rFonts w:hint="default" w:ascii="宋体" w:hAnsi="宋体"/>
                 <w:color w:val="000000"/>
                 <w:sz w:val="24"/>
                 <w:szCs w:val="24"/>
@@ -3444,7 +3479,7 @@
             </w:r>
             <w:r>
               <w:rPr>
-                <w:rFonts w:ascii="宋体" w:hAnsi="宋体" w:eastAsia="宋体"/>
+                <w:rFonts w:hint="default" w:ascii="宋体" w:hAnsi="宋体" w:eastAsia="宋体"/>
                 <w:szCs w:val="21"/>
               </w:rPr>
               <w:t xml:space="preserve"> </w:t>
@@ -3460,7 +3495,12 @@
           </w:tcPr>
           <w:p>
             <w:pPr>
+              <w:keepNext w:val="0"/>
+              <w:keepLines w:val="0"/>
+              <w:suppressLineNumbers w:val="0"/>
               <w:snapToGrid w:val="0"/>
+              <w:spacing w:before="0" w:beforeAutospacing="0" w:after="0" w:afterAutospacing="0"/>
+              <w:ind w:left="0" w:right="0"/>
               <w:jc w:val="center"/>
               <w:rPr>
                 <w:rFonts w:hint="eastAsia" w:ascii="宋体" w:hAnsi="宋体" w:eastAsia="宋体"/>
@@ -3485,7 +3525,12 @@
           </w:tcPr>
           <w:p>
             <w:pPr>
+              <w:keepNext w:val="0"/>
+              <w:keepLines w:val="0"/>
+              <w:suppressLineNumbers w:val="0"/>
               <w:snapToGrid w:val="0"/>
+              <w:spacing w:before="0" w:beforeAutospacing="0" w:after="0" w:afterAutospacing="0"/>
+              <w:ind w:left="0" w:right="0"/>
               <w:jc w:val="center"/>
               <w:rPr>
                 <w:rFonts w:hint="default" w:ascii="宋体" w:hAnsi="宋体" w:eastAsia="宋体"/>
@@ -3502,7 +3547,7 @@
             </w:r>
             <w:r>
               <w:rPr>
-                <w:rFonts w:ascii="宋体" w:hAnsi="宋体" w:eastAsia="宋体"/>
+                <w:rFonts w:hint="default" w:ascii="宋体" w:hAnsi="宋体" w:eastAsia="宋体"/>
                 <w:szCs w:val="21"/>
               </w:rPr>
               <w:t>02</w:t>
@@ -3517,7 +3562,7 @@
             </w:r>
             <w:r>
               <w:rPr>
-                <w:rFonts w:ascii="宋体" w:hAnsi="宋体" w:eastAsia="宋体"/>
+                <w:rFonts w:hint="default" w:ascii="宋体" w:hAnsi="宋体" w:eastAsia="宋体"/>
                 <w:szCs w:val="21"/>
               </w:rPr>
               <w:t>.07.</w:t>
@@ -3530,8 +3575,6 @@
               </w:rPr>
               <w:t>08</w:t>
             </w:r>
-            <w:bookmarkStart w:id="0" w:name="_GoBack"/>
-            <w:bookmarkEnd w:id="0"/>
           </w:p>
         </w:tc>
       </w:tr>
@@ -3548,8 +3591,16 @@
           </w:tcPr>
           <w:p>
             <w:pPr>
+              <w:keepNext w:val="0"/>
+              <w:keepLines w:val="0"/>
+              <w:suppressLineNumbers w:val="0"/>
               <w:snapToGrid w:val="0"/>
+              <w:spacing w:before="0" w:beforeAutospacing="0" w:after="0" w:afterAutospacing="0"/>
+              <w:ind w:left="0" w:right="0"/>
               <w:jc w:val="center"/>
+              <w:rPr>
+                <w:rFonts w:hint="default"/>
+              </w:rPr>
             </w:pPr>
           </w:p>
         </w:tc>
@@ -3661,10 +3712,15 @@
           </w:tcPr>
           <w:p>
             <w:pPr>
+              <w:keepNext w:val="0"/>
+              <w:keepLines w:val="0"/>
+              <w:suppressLineNumbers w:val="0"/>
               <w:snapToGrid w:val="0"/>
+              <w:spacing w:before="0" w:beforeAutospacing="0" w:after="0" w:afterAutospacing="0"/>
+              <w:ind w:left="0" w:right="0"/>
               <w:jc w:val="center"/>
               <w:rPr>
-                <w:rFonts w:ascii="Times New Roman" w:hAnsi="Times New Roman" w:eastAsia="宋体"/>
+                <w:rFonts w:hint="default" w:ascii="Times New Roman" w:hAnsi="Times New Roman" w:eastAsia="宋体"/>
                 <w:szCs w:val="21"/>
               </w:rPr>
             </w:pPr>
@@ -3679,10 +3735,15 @@
           </w:tcPr>
           <w:p>
             <w:pPr>
+              <w:keepNext w:val="0"/>
+              <w:keepLines w:val="0"/>
+              <w:suppressLineNumbers w:val="0"/>
               <w:snapToGrid w:val="0"/>
+              <w:spacing w:before="0" w:beforeAutospacing="0" w:after="0" w:afterAutospacing="0"/>
+              <w:ind w:left="0" w:right="0"/>
               <w:jc w:val="center"/>
               <w:rPr>
-                <w:rFonts w:ascii="Times New Roman" w:hAnsi="Times New Roman" w:eastAsia="宋体"/>
+                <w:rFonts w:hint="default" w:ascii="Times New Roman" w:hAnsi="Times New Roman" w:eastAsia="宋体"/>
                 <w:szCs w:val="21"/>
               </w:rPr>
             </w:pPr>
@@ -3697,10 +3758,15 @@
           </w:tcPr>
           <w:p>
             <w:pPr>
+              <w:keepNext w:val="0"/>
+              <w:keepLines w:val="0"/>
+              <w:suppressLineNumbers w:val="0"/>
               <w:snapToGrid w:val="0"/>
+              <w:spacing w:before="0" w:beforeAutospacing="0" w:after="0" w:afterAutospacing="0"/>
+              <w:ind w:left="0" w:right="0"/>
               <w:jc w:val="center"/>
               <w:rPr>
-                <w:rFonts w:ascii="Times New Roman" w:hAnsi="Times New Roman" w:eastAsia="宋体"/>
+                <w:rFonts w:hint="default" w:ascii="Times New Roman" w:hAnsi="Times New Roman" w:eastAsia="宋体"/>
                 <w:szCs w:val="21"/>
               </w:rPr>
             </w:pPr>
@@ -3720,10 +3786,15 @@
           </w:tcPr>
           <w:p>
             <w:pPr>
+              <w:keepNext w:val="0"/>
+              <w:keepLines w:val="0"/>
+              <w:suppressLineNumbers w:val="0"/>
               <w:snapToGrid w:val="0"/>
+              <w:spacing w:before="0" w:beforeAutospacing="0" w:after="0" w:afterAutospacing="0"/>
+              <w:ind w:left="0" w:right="0"/>
               <w:jc w:val="center"/>
               <w:rPr>
-                <w:rFonts w:ascii="Times New Roman" w:hAnsi="Times New Roman" w:eastAsia="宋体"/>
+                <w:rFonts w:hint="default" w:ascii="Times New Roman" w:hAnsi="Times New Roman" w:eastAsia="宋体"/>
                 <w:szCs w:val="21"/>
               </w:rPr>
             </w:pPr>
@@ -3837,10 +3908,15 @@
           </w:tcPr>
           <w:p>
             <w:pPr>
+              <w:keepNext w:val="0"/>
+              <w:keepLines w:val="0"/>
+              <w:suppressLineNumbers w:val="0"/>
               <w:snapToGrid w:val="0"/>
+              <w:spacing w:before="0" w:beforeAutospacing="0" w:after="0" w:afterAutospacing="0"/>
+              <w:ind w:left="0" w:right="0"/>
               <w:jc w:val="center"/>
               <w:rPr>
-                <w:rFonts w:ascii="Times New Roman" w:hAnsi="Times New Roman" w:eastAsia="宋体"/>
+                <w:rFonts w:hint="default" w:ascii="Times New Roman" w:hAnsi="Times New Roman" w:eastAsia="宋体"/>
                 <w:szCs w:val="21"/>
               </w:rPr>
             </w:pPr>
@@ -3855,10 +3931,15 @@
           </w:tcPr>
           <w:p>
             <w:pPr>
+              <w:keepNext w:val="0"/>
+              <w:keepLines w:val="0"/>
+              <w:suppressLineNumbers w:val="0"/>
               <w:snapToGrid w:val="0"/>
+              <w:spacing w:before="0" w:beforeAutospacing="0" w:after="0" w:afterAutospacing="0"/>
+              <w:ind w:left="0" w:right="0"/>
               <w:jc w:val="center"/>
               <w:rPr>
-                <w:rFonts w:ascii="Times New Roman" w:hAnsi="Times New Roman" w:eastAsia="宋体"/>
+                <w:rFonts w:hint="default" w:ascii="Times New Roman" w:hAnsi="Times New Roman" w:eastAsia="宋体"/>
                 <w:szCs w:val="21"/>
               </w:rPr>
             </w:pPr>
@@ -3873,10 +3954,15 @@
           </w:tcPr>
           <w:p>
             <w:pPr>
+              <w:keepNext w:val="0"/>
+              <w:keepLines w:val="0"/>
+              <w:suppressLineNumbers w:val="0"/>
               <w:snapToGrid w:val="0"/>
+              <w:spacing w:before="0" w:beforeAutospacing="0" w:after="0" w:afterAutospacing="0"/>
+              <w:ind w:left="0" w:right="0"/>
               <w:jc w:val="center"/>
               <w:rPr>
-                <w:rFonts w:ascii="Times New Roman" w:hAnsi="Times New Roman" w:eastAsia="宋体"/>
+                <w:rFonts w:hint="default" w:ascii="Times New Roman" w:hAnsi="Times New Roman" w:eastAsia="宋体"/>
                 <w:szCs w:val="21"/>
               </w:rPr>
             </w:pPr>
@@ -4379,9 +4465,15 @@
           </w:tcPr>
           <w:p>
             <w:pPr>
+              <w:keepNext w:val="0"/>
+              <w:keepLines w:val="0"/>
+              <w:suppressLineNumbers w:val="0"/>
               <w:snapToGrid w:val="0"/>
+              <w:spacing w:before="0" w:beforeAutospacing="0" w:after="0" w:afterAutospacing="0"/>
+              <w:ind w:left="0" w:right="0"/>
               <w:jc w:val="center"/>
               <w:rPr>
+                <w:rFonts w:hint="default"/>
                 <w:sz w:val="24"/>
                 <w:szCs w:val="24"/>
               </w:rPr>
@@ -4406,7 +4498,7 @@
             </w:r>
             <w:r>
               <w:rPr>
-                <w:rFonts w:ascii="Times New Roman" w:hAnsi="Times New Roman"/>
+                <w:rFonts w:hint="default" w:ascii="Times New Roman" w:hAnsi="Times New Roman"/>
                 <w:sz w:val="24"/>
                 <w:szCs w:val="24"/>
                 <w:lang w:bidi="ar"/>
@@ -4438,9 +4530,15 @@
           </w:tcPr>
           <w:p>
             <w:pPr>
+              <w:keepNext w:val="0"/>
+              <w:keepLines w:val="0"/>
+              <w:suppressLineNumbers w:val="0"/>
               <w:snapToGrid w:val="0"/>
+              <w:spacing w:before="0" w:beforeAutospacing="0" w:after="0" w:afterAutospacing="0"/>
+              <w:ind w:left="0" w:right="0"/>
               <w:jc w:val="center"/>
               <w:rPr>
+                <w:rFonts w:hint="default"/>
                 <w:sz w:val="24"/>
                 <w:szCs w:val="24"/>
               </w:rPr>
@@ -4465,7 +4563,7 @@
             </w:r>
             <w:r>
               <w:rPr>
-                <w:rFonts w:ascii="Times New Roman" w:hAnsi="Times New Roman"/>
+                <w:rFonts w:hint="default" w:ascii="Times New Roman" w:hAnsi="Times New Roman"/>
                 <w:sz w:val="24"/>
                 <w:szCs w:val="24"/>
                 <w:lang w:bidi="ar"/>
@@ -4497,9 +4595,15 @@
           </w:tcPr>
           <w:p>
             <w:pPr>
+              <w:keepNext w:val="0"/>
+              <w:keepLines w:val="0"/>
+              <w:suppressLineNumbers w:val="0"/>
               <w:snapToGrid w:val="0"/>
+              <w:spacing w:before="0" w:beforeAutospacing="0" w:after="0" w:afterAutospacing="0"/>
+              <w:ind w:left="0" w:right="0"/>
               <w:jc w:val="center"/>
               <w:rPr>
+                <w:rFonts w:hint="default"/>
                 <w:sz w:val="24"/>
                 <w:szCs w:val="24"/>
               </w:rPr>
@@ -4524,7 +4628,7 @@
             </w:r>
             <w:r>
               <w:rPr>
-                <w:rFonts w:ascii="Times New Roman" w:hAnsi="Times New Roman"/>
+                <w:rFonts w:hint="default" w:ascii="Times New Roman" w:hAnsi="Times New Roman"/>
                 <w:sz w:val="24"/>
                 <w:szCs w:val="24"/>
                 <w:lang w:bidi="ar"/>
@@ -4565,11 +4669,15 @@
           </w:tcPr>
           <w:p>
             <w:pPr>
+              <w:keepNext w:val="0"/>
+              <w:keepLines w:val="0"/>
+              <w:suppressLineNumbers w:val="0"/>
               <w:snapToGrid w:val="0"/>
-              <w:ind w:left="240" w:hanging="240" w:hangingChars="100"/>
+              <w:spacing w:before="0" w:beforeAutospacing="0" w:after="0" w:afterAutospacing="0"/>
+              <w:ind w:left="240" w:right="0" w:hanging="240" w:hangingChars="100"/>
               <w:jc w:val="both"/>
               <w:rPr>
-                <w:rFonts w:ascii="宋体" w:hAnsi="宋体" w:eastAsia="宋体"/>
+                <w:rFonts w:hint="default" w:ascii="宋体" w:hAnsi="宋体" w:eastAsia="宋体"/>
                 <w:sz w:val="24"/>
                 <w:szCs w:val="24"/>
               </w:rPr>
@@ -4685,7 +4793,12 @@
           </w:tcPr>
           <w:p>
             <w:pPr>
+              <w:keepNext w:val="0"/>
+              <w:keepLines w:val="0"/>
+              <w:suppressLineNumbers w:val="0"/>
               <w:snapToGrid w:val="0"/>
+              <w:spacing w:before="0" w:beforeAutospacing="0" w:after="0" w:afterAutospacing="0"/>
+              <w:ind w:left="0" w:right="0"/>
               <w:jc w:val="center"/>
               <w:rPr>
                 <w:rFonts w:hint="eastAsia" w:eastAsia="等线"/>
@@ -4719,7 +4832,7 @@
                 <w:szCs w:val="24"/>
                 <w:lang w:val="en-US" w:eastAsia="zh-CN" w:bidi="ar"/>
               </w:rPr>
-              <w:t>1</w:t>
+              <w:t>0</w:t>
             </w:r>
           </w:p>
         </w:tc>
@@ -4737,9 +4850,20 @@
           </w:tcPr>
           <w:p>
             <w:pPr>
+              <w:keepNext w:val="0"/>
+              <w:keepLines w:val="0"/>
+              <w:suppressLineNumbers w:val="0"/>
+              <w:spacing w:before="0" w:beforeAutospacing="0" w:after="0" w:afterAutospacing="0"/>
+              <w:ind w:left="0" w:right="0"/>
               <w:jc w:val="center"/>
+              <w:rPr>
+                <w:rFonts w:hint="default"/>
+              </w:rPr>
             </w:pPr>
             <w:r>
+              <w:rPr>
+                <w:rFonts w:hint="default"/>
+              </w:rPr>
               <w:t>{{indication_10_avg}}</w:t>
             </w:r>
           </w:p>
@@ -4758,9 +4882,20 @@
           </w:tcPr>
           <w:p>
             <w:pPr>
+              <w:keepNext w:val="0"/>
+              <w:keepLines w:val="0"/>
+              <w:suppressLineNumbers w:val="0"/>
+              <w:spacing w:before="0" w:beforeAutospacing="0" w:after="0" w:afterAutospacing="0"/>
+              <w:ind w:left="0" w:right="0"/>
               <w:jc w:val="center"/>
+              <w:rPr>
+                <w:rFonts w:hint="default"/>
+              </w:rPr>
             </w:pPr>
             <w:r>
+              <w:rPr>
+                <w:rFonts w:hint="default"/>
+              </w:rPr>
               <w:t>{{indication_10_error}}</w:t>
             </w:r>
           </w:p>
@@ -4779,6 +4914,11 @@
           </w:tcPr>
           <w:p>
             <w:pPr>
+              <w:keepNext w:val="0"/>
+              <w:keepLines w:val="0"/>
+              <w:suppressLineNumbers w:val="0"/>
+              <w:spacing w:before="0" w:beforeAutospacing="0" w:after="0" w:afterAutospacing="0"/>
+              <w:ind w:left="0" w:right="0"/>
               <w:jc w:val="center"/>
               <w:rPr>
                 <w:rFonts w:hint="default" w:eastAsia="等线"/>
@@ -4813,7 +4953,12 @@
           </w:tcPr>
           <w:p>
             <w:pPr>
+              <w:keepNext w:val="0"/>
+              <w:keepLines w:val="0"/>
+              <w:suppressLineNumbers w:val="0"/>
               <w:snapToGrid w:val="0"/>
+              <w:spacing w:before="0" w:beforeAutospacing="0" w:after="0" w:afterAutospacing="0"/>
+              <w:ind w:left="0" w:right="0"/>
               <w:jc w:val="center"/>
               <w:rPr>
                 <w:rFonts w:hint="eastAsia" w:eastAsia="等线" w:cs="等线"/>
@@ -4856,9 +5001,20 @@
           </w:tcPr>
           <w:p>
             <w:pPr>
+              <w:keepNext w:val="0"/>
+              <w:keepLines w:val="0"/>
+              <w:suppressLineNumbers w:val="0"/>
+              <w:spacing w:before="0" w:beforeAutospacing="0" w:after="0" w:afterAutospacing="0"/>
+              <w:ind w:left="0" w:right="0"/>
               <w:jc w:val="center"/>
+              <w:rPr>
+                <w:rFonts w:hint="default"/>
+              </w:rPr>
             </w:pPr>
             <w:r>
+              <w:rPr>
+                <w:rFonts w:hint="default"/>
+              </w:rPr>
               <w:t>{{indication_40_avg}}</w:t>
             </w:r>
           </w:p>
@@ -4877,9 +5033,20 @@
           </w:tcPr>
           <w:p>
             <w:pPr>
+              <w:keepNext w:val="0"/>
+              <w:keepLines w:val="0"/>
+              <w:suppressLineNumbers w:val="0"/>
+              <w:spacing w:before="0" w:beforeAutospacing="0" w:after="0" w:afterAutospacing="0"/>
+              <w:ind w:left="0" w:right="0"/>
               <w:jc w:val="center"/>
+              <w:rPr>
+                <w:rFonts w:hint="default"/>
+              </w:rPr>
             </w:pPr>
             <w:r>
+              <w:rPr>
+                <w:rFonts w:hint="default"/>
+              </w:rPr>
               <w:t>{{indication_40_error}}</w:t>
             </w:r>
           </w:p>
@@ -4898,7 +5065,15 @@
           </w:tcPr>
           <w:p>
             <w:pPr>
+              <w:keepNext w:val="0"/>
+              <w:keepLines w:val="0"/>
+              <w:suppressLineNumbers w:val="0"/>
+              <w:spacing w:before="0" w:beforeAutospacing="0" w:after="0" w:afterAutospacing="0"/>
+              <w:ind w:left="0" w:right="0"/>
               <w:jc w:val="center"/>
+              <w:rPr>
+                <w:rFonts w:hint="default"/>
+              </w:rPr>
             </w:pPr>
             <w:r>
               <w:rPr>
@@ -4928,7 +5103,12 @@
           </w:tcPr>
           <w:p>
             <w:pPr>
+              <w:keepNext w:val="0"/>
+              <w:keepLines w:val="0"/>
+              <w:suppressLineNumbers w:val="0"/>
               <w:snapToGrid w:val="0"/>
+              <w:spacing w:before="0" w:beforeAutospacing="0" w:after="0" w:afterAutospacing="0"/>
+              <w:ind w:left="0" w:right="0"/>
               <w:jc w:val="center"/>
               <w:rPr>
                 <w:rFonts w:hint="eastAsia" w:eastAsia="等线" w:cs="等线"/>
@@ -4953,8 +5133,10 @@
                 <w:szCs w:val="24"/>
                 <w:lang w:val="en-US" w:eastAsia="zh-CN" w:bidi="ar"/>
               </w:rPr>
-              <w:t>4</w:t>
-            </w:r>
+              <w:t>0</w:t>
+            </w:r>
+            <w:bookmarkStart w:id="0" w:name="_GoBack"/>
+            <w:bookmarkEnd w:id="0"/>
           </w:p>
         </w:tc>
         <w:tc>
@@ -4971,9 +5153,20 @@
           </w:tcPr>
           <w:p>
             <w:pPr>
+              <w:keepNext w:val="0"/>
+              <w:keepLines w:val="0"/>
+              <w:suppressLineNumbers w:val="0"/>
+              <w:spacing w:before="0" w:beforeAutospacing="0" w:after="0" w:afterAutospacing="0"/>
+              <w:ind w:left="0" w:right="0"/>
               <w:jc w:val="center"/>
+              <w:rPr>
+                <w:rFonts w:hint="default"/>
+              </w:rPr>
             </w:pPr>
             <w:r>
+              <w:rPr>
+                <w:rFonts w:hint="default"/>
+              </w:rPr>
               <w:t>{{indication_60_avg}}</w:t>
             </w:r>
           </w:p>
@@ -4992,9 +5185,20 @@
           </w:tcPr>
           <w:p>
             <w:pPr>
+              <w:keepNext w:val="0"/>
+              <w:keepLines w:val="0"/>
+              <w:suppressLineNumbers w:val="0"/>
+              <w:spacing w:before="0" w:beforeAutospacing="0" w:after="0" w:afterAutospacing="0"/>
+              <w:ind w:left="0" w:right="0"/>
               <w:jc w:val="center"/>
+              <w:rPr>
+                <w:rFonts w:hint="default"/>
+              </w:rPr>
             </w:pPr>
             <w:r>
+              <w:rPr>
+                <w:rFonts w:hint="default"/>
+              </w:rPr>
               <w:t>{{indication_60_error}}</w:t>
             </w:r>
           </w:p>
@@ -5013,7 +5217,15 @@
           </w:tcPr>
           <w:p>
             <w:pPr>
+              <w:keepNext w:val="0"/>
+              <w:keepLines w:val="0"/>
+              <w:suppressLineNumbers w:val="0"/>
+              <w:spacing w:before="0" w:beforeAutospacing="0" w:after="0" w:afterAutospacing="0"/>
+              <w:ind w:left="0" w:right="0"/>
               <w:jc w:val="center"/>
+              <w:rPr>
+                <w:rFonts w:hint="default"/>
+              </w:rPr>
             </w:pPr>
             <w:r>
               <w:rPr>

--- a/templates/new_templates/new_normal_02.docx
+++ b/templates/new_templates/new_normal_02.docx
@@ -5135,8 +5135,6 @@
               </w:rPr>
               <w:t>0</w:t>
             </w:r>
-            <w:bookmarkStart w:id="0" w:name="_GoBack"/>
-            <w:bookmarkEnd w:id="0"/>
           </w:p>
         </w:tc>
         <w:tc>
@@ -5414,43 +5412,21 @@
         <w:spacing w:line="360" w:lineRule="auto"/>
         <w:rPr>
           <w:rFonts w:hint="eastAsia" w:ascii="宋体" w:hAnsi="宋体" w:eastAsia="宋体"/>
-          <w:sz w:val="24"/>
-          <w:szCs w:val="24"/>
-          <w:u w:val="single"/>
-        </w:rPr>
-      </w:pPr>
-      <w:r>
-        <w:rPr>
-          <w:rFonts w:hint="eastAsia" w:ascii="宋体" w:hAnsi="宋体" w:eastAsia="宋体"/>
-          <w:sz w:val="24"/>
-          <w:szCs w:val="24"/>
-        </w:rPr>
-        <w:t xml:space="preserve"> </w:t>
-      </w:r>
-    </w:p>
-    <w:p>
-      <w:pPr>
-        <w:snapToGrid w:val="0"/>
-        <w:spacing w:line="360" w:lineRule="auto"/>
-        <w:rPr>
-          <w:rFonts w:hint="eastAsia" w:ascii="宋体" w:hAnsi="宋体" w:eastAsia="宋体"/>
           <w:sz w:val="20"/>
           <w:szCs w:val="20"/>
           <w:u w:val="none"/>
         </w:rPr>
       </w:pPr>
-    </w:p>
-    <w:p>
-      <w:pPr>
-        <w:snapToGrid w:val="0"/>
-        <w:spacing w:line="360" w:lineRule="auto"/>
-        <w:rPr>
-          <w:rFonts w:hint="eastAsia" w:ascii="宋体" w:hAnsi="宋体" w:eastAsia="宋体"/>
-          <w:sz w:val="20"/>
-          <w:szCs w:val="20"/>
-          <w:u w:val="none"/>
-        </w:rPr>
-      </w:pPr>
+      <w:r>
+        <w:rPr>
+          <w:rFonts w:hint="eastAsia" w:ascii="宋体" w:hAnsi="宋体" w:eastAsia="宋体"/>
+          <w:sz w:val="24"/>
+          <w:szCs w:val="24"/>
+        </w:rPr>
+        <w:t xml:space="preserve"> </w:t>
+      </w:r>
+      <w:bookmarkStart w:id="0" w:name="_GoBack"/>
+      <w:bookmarkEnd w:id="0"/>
     </w:p>
     <w:p>
       <w:pPr>
